--- a/NetBox-Appliance-Release-Verification.docx
+++ b/NetBox-Appliance-Release-Verification.docx
@@ -16,84 +16,7 @@
         <w:widowControl/>
       </w:pPr>
       <w:r>
-        <w:t>The final OVA was imported into a new vSphere VM, initialized through its console wizard, and restarted successfully. This is a community appliance build, not an official NetBox or VMware distribution.</w:t>
-      </w:r>
-    </w:p>
-    <w:p>
-      <w:pPr>
-        <w:pStyle w:val="Heading1"/>
-        <w:widowControl/>
-      </w:pPr>
-      <w:r>
-        <w:t>Artifact</w:t>
-      </w:r>
-    </w:p>
-    <w:p>
-      <w:pPr>
-        <w:pStyle w:val="ListBullet"/>
-        <w:widowControl/>
-      </w:pPr>
-      <w:r>
-        <w:t xml:space="preserve">File: </w:t>
-      </w:r>
-      <w:r>
-        <w:rPr>
-          <w:rFonts w:ascii="Consolas" w:hAnsi="Consolas"/>
-          <w:sz w:val="18"/>
-        </w:rPr>
-        <w:t>NetBox-Appliance-0.1.0.ova</w:t>
-      </w:r>
-    </w:p>
-    <w:p>
-      <w:pPr>
-        <w:pStyle w:val="ListBullet"/>
-        <w:widowControl/>
-      </w:pPr>
-      <w:r>
-        <w:t>Size: 1,747,834,880 bytes (approximately 1.63 GiB)</w:t>
-      </w:r>
-    </w:p>
-    <w:p>
-      <w:pPr>
-        <w:pStyle w:val="ListBullet"/>
-        <w:widowControl/>
-      </w:pPr>
-      <w:r>
-        <w:t xml:space="preserve">SHA-256: </w:t>
-      </w:r>
-      <w:r>
-        <w:rPr>
-          <w:rFonts w:ascii="Consolas" w:hAnsi="Consolas"/>
-          <w:sz w:val="18"/>
-        </w:rPr>
-        <w:t>a2fd68426fb780702d7763bc02ffdd2061daf77e74c14479435110c0445d2896</w:t>
-      </w:r>
-    </w:p>
-    <w:p>
-      <w:pPr>
-        <w:pStyle w:val="ListBullet"/>
-        <w:widowControl/>
-      </w:pPr>
-      <w:r>
-        <w:t>Hardware: 4 vCPU, 8 GiB RAM, 64 GiB system disk, new empty 100 GiB data disk, VMXNET3 Management network.</w:t>
-      </w:r>
-    </w:p>
-    <w:p>
-      <w:pPr>
-        <w:pStyle w:val="ListBullet"/>
-        <w:widowControl/>
-      </w:pPr>
-      <w:r>
-        <w:t>VMware OVF Tool validation, OVA manifest hashes and fresh vSphere import passed. The release is unsigned.</w:t>
-      </w:r>
-    </w:p>
-    <w:p>
-      <w:pPr>
-        <w:pStyle w:val="Heading1"/>
-        <w:widowControl/>
-      </w:pPr>
-      <w:r>
-        <w:t>Privacy qualification</w:t>
+        <w:t>Version 1.1.0 is qualified for a fresh deployment. The patched OVA passed vCenter import, interactive console setup, HTTPS login, application checks and restart on 5 October 2026. The earlier console recovery defect is fixed. The final artifact was tested in vSphere; an earlier candidate was tested in Workstation.</w:t>
       </w:r>
     </w:p>
     <w:p>
@@ -101,7 +24,7 @@
         <w:widowControl/>
       </w:pPr>
       <w:r>
-        <w:t>Built from a clean Ubuntu base rather than a clone of the source appliance. No production database, inventory, external connection configuration, tokens, backups or encryption keys were copied into the build. Generic interface assets and allowlisted connector source were retained.</w:t>
+        <w:t>Artifact: NetBox-Appliance-1.1.0.ova, 1,808,445,440 bytes. SHA-256 561539a4e62721e3a1a4f0bdb401a70922a8c2e4dcd7dfac72c509bb41acc1c8. OVA manifest verified during import; unsigned community release.</w:t>
       </w:r>
     </w:p>
     <w:p>
@@ -109,7 +32,7 @@
         <w:widowControl/>
       </w:pPr>
       <w:r>
-        <w:t>Provisioning accounts and credentials were removed. Logs, cloud-init state, network configuration, host identity, certificates, temporary caches, deleted metadata pages and filesystem journals were cleaned. Offline free-space clearing and filesystem checks passed. The exported disk was scanned after decompression for twelve private/build markers, including the temporary provisioning password: no matches remained. One exact public NetBox documentation example was excluded from the generic build-hostname check. Export metadata was separately checked. The data disk has no image payload and is created empty by vSphere.</w:t>
+        <w:t>Hardware and software: 4 vCPU, 8 GiB RAM, 64 GiB system disk, empty 100 GiB data disk, VMXNET3. Ubuntu 24.04.5 LTS, NetBox 4.7.0, connector plugin 1.1.0, PostgreSQL 18 and Valkey 9.1. All runtime container images are bundled.</w:t>
       </w:r>
     </w:p>
     <w:p>
@@ -117,80 +40,7 @@
         <w:widowControl/>
       </w:pPr>
       <w:r>
-        <w:t>The distributed OVA has no initialized NetBox database, default password or configured connector. First boot creates the owner's accounts, network settings, certificates and application secrets. Do not distribute a copy after initialization.</w:t>
-      </w:r>
-    </w:p>
-    <w:p>
-      <w:pPr>
-        <w:pStyle w:val="Heading1"/>
-        <w:pageBreakBefore/>
-        <w:widowControl/>
-      </w:pPr>
-      <w:r>
-        <w:t>Functional qualification</w:t>
-      </w:r>
-    </w:p>
-    <w:p>
-      <w:pPr>
-        <w:pStyle w:val="ListBullet"/>
-        <w:widowControl/>
-      </w:pPr>
-      <w:r>
-        <w:t>Twelve local validation/audit tests passed.</w:t>
-      </w:r>
-    </w:p>
-    <w:p>
-      <w:pPr>
-        <w:pStyle w:val="ListBullet"/>
-        <w:widowControl/>
-      </w:pPr>
-      <w:r>
-        <w:t>Ten guest application checks passed on the imported OVA, including empty inventory/connections, disabled/preview defaults, encrypted secret handling, UniFi and vCenter preview/apply/idempotence, no deletion on source disappearance, DNS agreement/conflict handling, superuser-only forms and CSRF rejection. Synthetic fixtures were rolled back.</w:t>
-      </w:r>
-    </w:p>
-    <w:p>
-      <w:pPr>
-        <w:pStyle w:val="ListBullet"/>
-        <w:widowControl/>
-      </w:pPr>
-      <w:r>
-        <w:t>All six application/database/queue/connector containers became healthy from bundled offline images. NetBox system checks and plugin migration checks passed.</w:t>
-      </w:r>
-    </w:p>
-    <w:p>
-      <w:pPr>
-        <w:pStyle w:val="ListBullet"/>
-        <w:widowControl/>
-      </w:pPr>
-      <w:r>
-        <w:t>Actual HTTPS login with the new owner-selected password and access to connector administration passed. The appliance certificate was validated against its locally generated certificate. Generic styling and SSH/console policy checks passed.</w:t>
-      </w:r>
-    </w:p>
-    <w:p>
-      <w:pPr>
-        <w:pStyle w:val="ListBullet"/>
-        <w:widowControl/>
-      </w:pPr>
-      <w:r>
-        <w:t>Restart preserved initialization and restored healthy services.</w:t>
-      </w:r>
-    </w:p>
-    <w:p>
-      <w:pPr>
-        <w:pStyle w:val="ListBullet"/>
-        <w:widowControl/>
-      </w:pPr>
-      <w:r>
-        <w:t>Before factory cleanup, an isolated SFTP test verified preview without uploads, rejection of an incorrect SSH host key, encrypted upload/readback hashes, decryption, and restoration into an isolated PostgreSQL database.</w:t>
-      </w:r>
-    </w:p>
-    <w:p>
-      <w:pPr>
-        <w:pStyle w:val="Heading1"/>
-        <w:widowControl/>
-      </w:pPr>
-      <w:r>
-        <w:t>Qualification limits</w:t>
+        <w:t>Clean build: Built from a clean Ubuntu foundation. No production database, inventory, configured source connections, tokens, backups or owner keys were copied. Provisioning accounts, logs, cloud-init state, network settings and host identity were removed. Offline metadata compaction, journal replacement and free-block clearing completed.</w:t>
       </w:r>
     </w:p>
     <w:p>
@@ -198,7 +48,7 @@
         <w:widowControl/>
       </w:pPr>
       <w:r>
-        <w:t>External inventory collectors used synthetic source fixtures, not new connections to production systems. Each recipient must preview and qualify their own vendor versions, accounts, certificate pins and object mappings. The backup test used an isolated local SFTP server; recipients must verify their own destination and recovery key.</w:t>
+        <w:t>Privacy checks: The clean foundation was patched offline while its factory VM remained powered off and uninitialized. Deleted filesystem blocks and journals were cleared. The exported OS disk passed 16 targeted checks for temporary credentials and lab identifiers. No owner accounts, inventory or connections were added. The data disk is created empty on import.</w:t>
       </w:r>
     </w:p>
     <w:p>
@@ -206,7 +56,47 @@
         <w:widowControl/>
       </w:pPr>
       <w:r>
-        <w:t>The included connector manager supports vCenter inventory, UniFi VLAN/prefix/DHCP pool inventory, scoped DNS-name reconciliation and encrypted SFTP backup. It is not an arbitrary plugin installer. VCF Operations, Identity Broker SSO, Windows DHCP leases and controlled DNS writeback are not implemented in this portable release. See NetBox-Appliance-Deployment-Guide.docx for precise field coverage and setup examples.</w:t>
+        <w:t>First boot test method: The final OVA was imported into a new isolated vSphere VM. Values and a generated temporary password were entered through the console prompts. No profile file or service override was used. DHCP was exercised; static addressing was not retested end to end.</w:t>
+      </w:r>
+    </w:p>
+    <w:p>
+      <w:pPr>
+        <w:widowControl/>
+      </w:pPr>
+      <w:r>
+        <w:t>Application checks: All six containers became healthy. NetBox system and plugin migration checks passed. Certificate-validated HTTPS administrator login and connector administration passed before and after restart. Initialization persisted, and recovery console sign-in succeeded.</w:t>
+      </w:r>
+    </w:p>
+    <w:p>
+      <w:pPr>
+        <w:widowControl/>
+      </w:pPr>
+      <w:r>
+        <w:t>Connector checks: 69 local regression tests previously passed. The same 18 synthetic application checks passed again on the vSphere import: vCenter and UniFi preview/apply/idempotence, encrypted secrets, access control, DNS agreement and authoritative create/name update/address move, failure protection and Operations observations. Fixture data was rolled back to empty inventory and connections.</w:t>
+      </w:r>
+    </w:p>
+    <w:p>
+      <w:pPr>
+        <w:widowControl/>
+      </w:pPr>
+      <w:r>
+        <w:t>Backup recovery: The final patched vSphere deployment passed five isolated loopback SFTP checks: preview without upload, rejection of a wrong host key, encrypted upload/readback verification, decryption, and restoration into a separate PostgreSQL test database. The recovery test did not replace the running database.</w:t>
+      </w:r>
+    </w:p>
+    <w:p>
+      <w:pPr>
+        <w:widowControl/>
+      </w:pPr>
+      <w:r>
+        <w:t>Owner validation: External connectors were tested with synthetic sources, not new live vendor connections. Recipients must qualify their own source versions, accounts, certificates, DNS zone-transfer permissions and backup recovery. Authoritative DNS uses two agreeing AXFR replicas and existing NetBox prefixes. No connector is enabled by default.</w:t>
+      </w:r>
+    </w:p>
+    <w:p>
+      <w:pPr>
+        <w:widowControl/>
+      </w:pPr>
+      <w:r>
+        <w:t>Security patch readiness: Signed package indexes were refreshed on 5 October 2026; 109 packages were upgraded and six installed. The configured standard repositories report zero pending upgrades. The deployed VM booted kernel 6.8.0-146-generic with a clean package audit. This is a dated host OS patch baseline, not a vulnerability-free certification or an ESM entitlement. Maintain OS and container updates after deployment.</w:t>
       </w:r>
     </w:p>
     <w:sectPr>

--- a/NetBox-Appliance-Release-Verification.docx
+++ b/NetBox-Appliance-Release-Verification.docx
@@ -16,7 +16,16 @@
         <w:widowControl/>
       </w:pPr>
       <w:r>
-        <w:t>Version 1.1.0 is qualified for a fresh deployment. The patched OVA passed vCenter import, interactive console setup, HTTPS login, application checks and restart on 5 October 2026. The earlier console recovery defect is fixed. The final artifact was tested in vSphere; an earlier candidate was tested in Workstation.</w:t>
+        <w:t>Version 1.2.0</w:t>
+      </w:r>
+    </w:p>
+    <w:p>
+      <w:pPr>
+        <w:pStyle w:val="Heading1"/>
+        <w:widowControl/>
+      </w:pPr>
+      <w:r>
+        <w:t>Status</w:t>
       </w:r>
     </w:p>
     <w:p>
@@ -24,7 +33,16 @@
         <w:widowControl/>
       </w:pPr>
       <w:r>
-        <w:t>Artifact: NetBox-Appliance-1.1.0.ova, 1,808,445,440 bytes. SHA-256 561539a4e62721e3a1a4f0bdb401a70922a8c2e4dcd7dfac72c509bb41acc1c8. OVA manifest verified during import; unsigned community release.</w:t>
+        <w:t>Version 1.2.0 is qualified for publication. Tested on VMware vSphere using a fresh import of the exact OVA identified below.</w:t>
+      </w:r>
+    </w:p>
+    <w:p>
+      <w:pPr>
+        <w:pStyle w:val="Heading1"/>
+        <w:widowControl/>
+      </w:pPr>
+      <w:r>
+        <w:t>Artifact</w:t>
       </w:r>
     </w:p>
     <w:p>
@@ -32,7 +50,16 @@
         <w:widowControl/>
       </w:pPr>
       <w:r>
-        <w:t>Hardware and software: 4 vCPU, 8 GiB RAM, 64 GiB system disk, empty 100 GiB data disk, VMXNET3. Ubuntu 24.04.5 LTS, NetBox 4.7.0, connector plugin 1.1.0, PostgreSQL 18 and Valkey 9.1. All runtime container images are bundled.</w:t>
+        <w:t>NetBox-Appliance-1.2.0.ova</w:t>
+      </w:r>
+    </w:p>
+    <w:p>
+      <w:pPr>
+        <w:pStyle w:val="Heading1"/>
+        <w:widowControl/>
+      </w:pPr>
+      <w:r>
+        <w:t>SHA-256</w:t>
       </w:r>
     </w:p>
     <w:p>
@@ -40,7 +67,16 @@
         <w:widowControl/>
       </w:pPr>
       <w:r>
-        <w:t>Clean build: Built from a clean Ubuntu foundation. No production database, inventory, configured source connections, tokens, backups or owner keys were copied. Provisioning accounts, logs, cloud-init state, network settings and host identity were removed. Offline metadata compaction, journal replacement and free-block clearing completed.</w:t>
+        <w:t>99a4bad0b77b3f27749650e7e121d4159f6c4c6c796f4652b518cb21a0c06a22</w:t>
+      </w:r>
+    </w:p>
+    <w:p>
+      <w:pPr>
+        <w:pStyle w:val="Heading1"/>
+        <w:widowControl/>
+      </w:pPr>
+      <w:r>
+        <w:t>Qualification date</w:t>
       </w:r>
     </w:p>
     <w:p>
@@ -48,7 +84,16 @@
         <w:widowControl/>
       </w:pPr>
       <w:r>
-        <w:t>Privacy checks: The clean foundation was patched offline while its factory VM remained powered off and uninitialized. Deleted filesystem blocks and journals were cleared. The exported OS disk passed 16 targeted checks for temporary credentials and lab identifiers. No owner accounts, inventory or connections were added. The data disk is created empty on import.</w:t>
+        <w:t>7 October 2026</w:t>
+      </w:r>
+    </w:p>
+    <w:p>
+      <w:pPr>
+        <w:pStyle w:val="Heading1"/>
+        <w:widowControl/>
+      </w:pPr>
+      <w:r>
+        <w:t>Operating system</w:t>
       </w:r>
     </w:p>
     <w:p>
@@ -56,7 +101,16 @@
         <w:widowControl/>
       </w:pPr>
       <w:r>
-        <w:t>First boot test method: The final OVA was imported into a new isolated vSphere VM. Values and a generated temporary password were entered through the console prompts. No profile file or service override was used. DHCP was exercised; static addressing was not retested end to end.</w:t>
+        <w:t>Ubuntu 24.04 LTS; kernel 6.8.0-146-generic. Signed Ubuntu and configured Docker repository updates were applied before export; the package manager reported no remaining upgrades at build time.</w:t>
+      </w:r>
+    </w:p>
+    <w:p>
+      <w:pPr>
+        <w:pStyle w:val="Heading1"/>
+        <w:widowControl/>
+      </w:pPr>
+      <w:r>
+        <w:t>Fresh deployment</w:t>
       </w:r>
     </w:p>
     <w:p>
@@ -64,7 +118,16 @@
         <w:widowControl/>
       </w:pPr>
       <w:r>
-        <w:t>Application checks: All six containers became healthy. NetBox system and plugin migration checks passed. Certificate-validated HTTPS administrator login and connector administration passed before and after restart. Initialization persisted, and recovery console sign-in succeeded.</w:t>
+        <w:t>Imported as a new VM with 4 vCPUs, 8 GiB RAM, a 64 GiB system disk and a new empty 100 GiB data disk. The console wizard accepted owner-selected settings and password. DHCP networking, HTTPS, web administrator login and console login passed. All six application containers became healthy.</w:t>
+      </w:r>
+    </w:p>
+    <w:p>
+      <w:pPr>
+        <w:pStyle w:val="Heading1"/>
+        <w:widowControl/>
+      </w:pPr>
+      <w:r>
+        <w:t>Restart</w:t>
       </w:r>
     </w:p>
     <w:p>
@@ -72,7 +135,16 @@
         <w:widowControl/>
       </w:pPr>
       <w:r>
-        <w:t>Connector checks: 69 local regression tests previously passed. The same 18 synthetic application checks passed again on the vSphere import: vCenter and UniFi preview/apply/idempotence, encrypted secrets, access control, DNS agreement and authoritative create/name update/address move, failure protection and Operations observations. Fixture data was rolled back to empty inventory and connections.</w:t>
+        <w:t>A graceful operating-system restart preserved the owner account, a synthetic inventory record and working application services. SSH remained disabled, root remained locked and the temporary builder account was absent.</w:t>
+      </w:r>
+    </w:p>
+    <w:p>
+      <w:pPr>
+        <w:pStyle w:val="Heading1"/>
+        <w:widowControl/>
+      </w:pPr>
+      <w:r>
+        <w:t>Sanitization</w:t>
       </w:r>
     </w:p>
     <w:p>
@@ -80,7 +152,16 @@
         <w:widowControl/>
       </w:pPr>
       <w:r>
-        <w:t>Backup recovery: The final patched vSphere deployment passed five isolated loopback SFTP checks: preview without upload, rejection of a wrong host key, encrypted upload/readback verification, decryption, and restoration into a separate PostgreSQL test database. The recovery test did not replace the running database.</w:t>
+        <w:t>The factory artifact is uninitialized. Test accounts, inventory, source connections, credentials, identity settings, certificates and machine identity were removed. Docker metadata was compacted; filesystem journals and unused disk blocks were cleared offline. The exported disk was decompressed and scanned for known private markers. This is a targeted privacy audit, not a formal forensic certification.</w:t>
+      </w:r>
+    </w:p>
+    <w:p>
+      <w:pPr>
+        <w:pStyle w:val="Heading1"/>
+        <w:widowControl/>
+      </w:pPr>
+      <w:r>
+        <w:t>Connector qualification</w:t>
       </w:r>
     </w:p>
     <w:p>
@@ -88,7 +169,16 @@
         <w:widowControl/>
       </w:pPr>
       <w:r>
-        <w:t>Owner validation: External connectors were tested with synthetic sources, not new live vendor connections. Recipients must qualify their own source versions, accounts, certificates, DNS zone-transfer permissions and backup recovery. Authoritative DNS uses two agreeing AXFR replicas and existing NetBox prefixes. No connector is enabled by default.</w:t>
+        <w:t>Twenty-four runtime checks covered connector previews, controlled application, idempotence, authoritative DNS behavior, Operations inventory observations, optional VMware NIC/MAC inventory and association to existing IP records. Fourteen local tests covered the privileged SSO bridge and configuration validation.</w:t>
+      </w:r>
+    </w:p>
+    <w:p>
+      <w:pPr>
+        <w:pStyle w:val="Heading1"/>
+        <w:widowControl/>
+      </w:pPr>
+      <w:r>
+        <w:t>SSO qualification</w:t>
       </w:r>
     </w:p>
     <w:p>
@@ -96,7 +186,75 @@
         <w:widowControl/>
       </w:pPr>
       <w:r>
-        <w:t>Security patch readiness: Signed package indexes were refreshed on 5 October 2026; 109 packages were upgraded and six installed. The configured standard repositories report zero pending upgrades. The deployed VM booted kernel 6.8.0-146-generic with a clean package audit. This is a dated host OS patch baseline, not a vulnerability-free certification or an ESM entitlement. Maintain OS and container updates after deployment.</w:t>
+        <w:t>Nine end-to-end checks passed with a disposable synthetic OIDC provider: local administrator access, disabled default state, pinned-certificate discovery and signing keys, RS256 authorization-code login mapped to the existing administrator, rejection of an unapproved identity and an invalid nonce, local recovery login, secret redaction and disabling SSO. Local and IDB login labels were checked. A new owner must register and test their own real Identity Broker client.</w:t>
+      </w:r>
+    </w:p>
+    <w:p>
+      <w:pPr>
+        <w:pStyle w:val="Heading1"/>
+        <w:widowControl/>
+      </w:pPr>
+      <w:r>
+        <w:t>Backup qualification</w:t>
+      </w:r>
+    </w:p>
+    <w:p>
+      <w:pPr>
+        <w:widowControl/>
+      </w:pPr>
+      <w:r>
+        <w:t>Five checks passed using a disposable SFTP server: preview made no writes, a wrong host key was rejected, encrypted upload and readback hashes matched, the archive decrypted and contained SSO configuration, and its database restored successfully into a separate temporary PostgreSQL database.</w:t>
+      </w:r>
+    </w:p>
+    <w:p>
+      <w:pPr>
+        <w:pStyle w:val="Heading1"/>
+        <w:widowControl/>
+      </w:pPr>
+      <w:r>
+        <w:t>Scope and limits</w:t>
+      </w:r>
+    </w:p>
+    <w:p>
+      <w:pPr>
+        <w:widowControl/>
+      </w:pPr>
+      <w:r>
+        <w:t>This release was qualified on vSphere with DHCP. Static networking and VMware Workstation were not requalified for this release. Connector tests used synthetic fixtures; they do not certify every external product version or permission model. Backup qualification covered archive contents and isolated database recovery, not a complete replacement-VM restore. No lab integrations or credentials are included.</w:t>
+      </w:r>
+    </w:p>
+    <w:p>
+      <w:pPr>
+        <w:pStyle w:val="Heading1"/>
+        <w:widowControl/>
+      </w:pPr>
+      <w:r>
+        <w:t>Deployment requirements</w:t>
+      </w:r>
+    </w:p>
+    <w:p>
+      <w:pPr>
+        <w:widowControl/>
+      </w:pPr>
+      <w:r>
+        <w:t>Follow the Deployment Guide. Configure a management network, DNS and time service, trusted HTTPS, owner credentials and each desired connection. Begin connectors in preview mode. Keep local recovery access until real SSO sign-in succeeds.</w:t>
+      </w:r>
+    </w:p>
+    <w:p>
+      <w:pPr>
+        <w:pStyle w:val="Heading1"/>
+        <w:widowControl/>
+      </w:pPr>
+      <w:r>
+        <w:t>Publication</w:t>
+      </w:r>
+    </w:p>
+    <w:p>
+      <w:pPr>
+        <w:widowControl/>
+      </w:pPr>
+      <w:r>
+        <w:t>The package includes the OVA, source ZIP, DOCX deployment/build/verification guides and SHA-256 checksums. Checksums verify integrity; this OVA is not digitally signed.</w:t>
       </w:r>
     </w:p>
     <w:sectPr>
